--- a/myNote/项目相关/帮图算量/项目整理.docx
+++ b/myNote/项目相关/帮图算量/项目整理.docx
@@ -10,7 +10,6 @@
         <w:suppressLineNumbers w:val="0"/>
         <w:jc w:val="left"/>
       </w:pPr>
-      <w:bookmarkStart w:id="0" w:name="_GoBack"/>
       <w:r>
         <w:rPr>
           <w:rFonts w:ascii="楷体" w:hAnsi="楷体" w:eastAsia="楷体" w:cs="楷体"/>
@@ -1521,6 +1520,153 @@
           <w:lang w:val="en-US" w:eastAsia="zh-CN"/>
         </w:rPr>
       </w:pPr>
+      <w:r>
+        <w:rPr>
+          <w:rFonts w:hint="eastAsia"/>
+          <w:lang w:val="en-US" w:eastAsia="zh-CN"/>
+        </w:rPr>
+        <w:t>注解+aop切面：空参校验以及默认值填充，数据持久化：内存中关联直接引用完整对象，但存储时只保存关联对象的指定id字段</w:t>
+      </w:r>
+    </w:p>
+    <w:p>
+      <w:pPr>
+        <w:numPr>
+          <w:ilvl w:val="2"/>
+          <w:numId w:val="1"/>
+        </w:numPr>
+        <w:ind w:left="1260" w:leftChars="0" w:hanging="420" w:firstLineChars="0"/>
+        <w:rPr>
+          <w:rFonts w:hint="default"/>
+          <w:lang w:val="en-US" w:eastAsia="zh-CN"/>
+        </w:rPr>
+      </w:pPr>
+      <w:r>
+        <w:rPr>
+          <w:rFonts w:hint="eastAsia"/>
+          <w:lang w:val="en-US" w:eastAsia="zh-CN"/>
+        </w:rPr>
+        <w:t>带索引的list：</w:t>
+      </w:r>
+    </w:p>
+    <w:p>
+      <w:pPr>
+        <w:numPr>
+          <w:ilvl w:val="3"/>
+          <w:numId w:val="1"/>
+        </w:numPr>
+        <w:ind w:left="1680" w:leftChars="0" w:hanging="420" w:firstLineChars="0"/>
+        <w:rPr>
+          <w:rFonts w:hint="default"/>
+          <w:lang w:val="en-US" w:eastAsia="zh-CN"/>
+        </w:rPr>
+      </w:pPr>
+      <w:r>
+        <w:rPr>
+          <w:rFonts w:hint="eastAsia"/>
+          <w:lang w:val="en-US" w:eastAsia="zh-CN"/>
+        </w:rPr>
+        <w:t>concurrentMap做索引存储 保证并发安全</w:t>
+      </w:r>
+    </w:p>
+    <w:p>
+      <w:pPr>
+        <w:numPr>
+          <w:ilvl w:val="3"/>
+          <w:numId w:val="1"/>
+        </w:numPr>
+        <w:ind w:left="1680" w:leftChars="0" w:hanging="420" w:firstLineChars="0"/>
+        <w:rPr>
+          <w:rFonts w:hint="default"/>
+          <w:lang w:val="en-US" w:eastAsia="zh-CN"/>
+        </w:rPr>
+      </w:pPr>
+      <w:r>
+        <w:rPr>
+          <w:rFonts w:hint="eastAsia"/>
+          <w:lang w:val="en-US" w:eastAsia="zh-CN"/>
+        </w:rPr>
+        <w:t>模仿mybatisplus用lamda表达式进行查询，提高代码可读性</w:t>
+      </w:r>
+    </w:p>
+    <w:p>
+      <w:pPr>
+        <w:numPr>
+          <w:ilvl w:val="3"/>
+          <w:numId w:val="1"/>
+        </w:numPr>
+        <w:ind w:left="1680" w:leftChars="0" w:hanging="420" w:firstLineChars="0"/>
+        <w:rPr>
+          <w:rFonts w:hint="default"/>
+          <w:lang w:val="en-US" w:eastAsia="zh-CN"/>
+        </w:rPr>
+      </w:pPr>
+      <w:r>
+        <w:rPr>
+          <w:rFonts w:hint="eastAsia"/>
+          <w:lang w:val="en-US" w:eastAsia="zh-CN"/>
+        </w:rPr>
+        <w:t>索引使用软引用存储在map的value中 避免oom</w:t>
+      </w:r>
+    </w:p>
+    <w:p>
+      <w:pPr>
+        <w:numPr>
+          <w:ilvl w:val="2"/>
+          <w:numId w:val="1"/>
+        </w:numPr>
+        <w:ind w:left="1260" w:leftChars="0" w:hanging="420" w:firstLineChars="0"/>
+        <w:rPr>
+          <w:rFonts w:hint="default"/>
+          <w:lang w:val="en-US" w:eastAsia="zh-CN"/>
+        </w:rPr>
+      </w:pPr>
+      <w:r>
+        <w:rPr>
+          <w:rFonts w:hint="eastAsia"/>
+          <w:lang w:val="en-US" w:eastAsia="zh-CN"/>
+        </w:rPr>
+        <w:t>动态规划算编辑距离，校验和匹配大模型返回的文字准确性</w:t>
+      </w:r>
+    </w:p>
+    <w:p>
+      <w:pPr>
+        <w:numPr>
+          <w:ilvl w:val="2"/>
+          <w:numId w:val="1"/>
+        </w:numPr>
+        <w:ind w:left="1260" w:leftChars="0" w:hanging="420" w:firstLineChars="0"/>
+        <w:rPr>
+          <w:rFonts w:hint="default"/>
+          <w:lang w:val="en-US" w:eastAsia="zh-CN"/>
+        </w:rPr>
+      </w:pPr>
+      <w:r>
+        <w:rPr>
+          <w:rFonts w:hint="eastAsia"/>
+          <w:lang w:val="en-US" w:eastAsia="zh-CN"/>
+        </w:rPr>
+        <w:t>用注解aop切面 + 泛型 + 模板方法 等手段，对公共逻辑做分层统一处理</w:t>
+      </w:r>
+    </w:p>
+    <w:p>
+      <w:pPr>
+        <w:numPr>
+          <w:ilvl w:val="2"/>
+          <w:numId w:val="1"/>
+        </w:numPr>
+        <w:ind w:left="1260" w:leftChars="0" w:hanging="420" w:firstLineChars="0"/>
+        <w:rPr>
+          <w:rFonts w:hint="default"/>
+          <w:lang w:val="en-US" w:eastAsia="zh-CN"/>
+        </w:rPr>
+      </w:pPr>
+      <w:r>
+        <w:rPr>
+          <w:rFonts w:hint="eastAsia"/>
+          <w:lang w:val="en-US" w:eastAsia="zh-CN"/>
+        </w:rPr>
+        <w:t>基于cad图纸的图元坐标 以及 所在图框的轴网坐标信息，获取其相对坐标，并进行集合计算，如平移、旋转、求面积、周长、距离，判断相交等等</w:t>
+      </w:r>
     </w:p>
     <w:p>
       <w:pPr>
@@ -1553,6 +1699,8 @@
           <w:lang w:val="en-US" w:eastAsia="zh-CN"/>
         </w:rPr>
       </w:pPr>
+      <w:bookmarkStart w:id="0" w:name="_GoBack"/>
+      <w:bookmarkEnd w:id="0"/>
       <w:r>
         <w:rPr>
           <w:rFonts w:hint="eastAsia"/>
@@ -1561,7 +1709,6 @@
         <w:t>Task: 记录taskId,taskRequest,stepList</w:t>
       </w:r>
     </w:p>
-    <w:bookmarkEnd w:id="0"/>
     <w:sectPr>
       <w:pgSz w:w="11906" w:h="16838"/>
       <w:pgMar w:top="1440" w:right="1800" w:bottom="1440" w:left="1800" w:header="851" w:footer="992" w:gutter="0"/>
@@ -1788,7 +1935,7 @@
     <w:lsdException w:qFormat="1" w:unhideWhenUsed="0" w:uiPriority="0" w:semiHidden="0" w:name="Title"/>
     <w:lsdException w:unhideWhenUsed="0" w:uiPriority="0" w:semiHidden="0" w:name="Closing"/>
     <w:lsdException w:unhideWhenUsed="0" w:uiPriority="0" w:semiHidden="0" w:name="Signature"/>
-    <w:lsdException w:unhideWhenUsed="0" w:uiPriority="0" w:name="Default Paragraph Font"/>
+    <w:lsdException w:qFormat="1" w:unhideWhenUsed="0" w:uiPriority="0" w:name="Default Paragraph Font"/>
     <w:lsdException w:unhideWhenUsed="0" w:uiPriority="0" w:semiHidden="0" w:name="Body Text"/>
     <w:lsdException w:unhideWhenUsed="0" w:uiPriority="0" w:semiHidden="0" w:name="Body Text Indent"/>
     <w:lsdException w:unhideWhenUsed="0" w:uiPriority="0" w:semiHidden="0" w:name="List Continue"/>
@@ -1826,7 +1973,7 @@
     <w:lsdException w:unhideWhenUsed="0" w:uiPriority="0" w:semiHidden="0" w:name="HTML Sample"/>
     <w:lsdException w:unhideWhenUsed="0" w:uiPriority="0" w:semiHidden="0" w:name="HTML Typewriter"/>
     <w:lsdException w:unhideWhenUsed="0" w:uiPriority="0" w:semiHidden="0" w:name="HTML Variable"/>
-    <w:lsdException w:unhideWhenUsed="0" w:uiPriority="0" w:name="Normal Table"/>
+    <w:lsdException w:qFormat="1" w:unhideWhenUsed="0" w:uiPriority="0" w:name="Normal Table"/>
     <w:lsdException w:unhideWhenUsed="0" w:uiPriority="0" w:semiHidden="0" w:name="annotation subject"/>
     <w:lsdException w:unhideWhenUsed="0" w:uiPriority="0" w:semiHidden="0" w:name="Table Simple 1"/>
     <w:lsdException w:unhideWhenUsed="0" w:uiPriority="0" w:semiHidden="0" w:name="Table Simple 2"/>
@@ -1991,11 +2138,13 @@
   <w:style w:type="character" w:default="1" w:styleId="3">
     <w:name w:val="Default Paragraph Font"/>
     <w:semiHidden/>
+    <w:qFormat/>
     <w:uiPriority w:val="0"/>
   </w:style>
   <w:style w:type="table" w:default="1" w:styleId="2">
     <w:name w:val="Normal Table"/>
     <w:semiHidden/>
+    <w:qFormat/>
     <w:uiPriority w:val="0"/>
     <w:tblPr>
       <w:tblCellMar>
